--- a/Notes/Plan.docx
+++ b/Notes/Plan.docx
@@ -64,7 +64,7 @@
       <w:pPr>
         <w:pStyle w:val="Paragraphedeliste"/>
         <w:numPr>
-          <w:ilvl w:val="0"/>
+          <w:ilvl w:val="1"/>
           <w:numId w:val="1"/>
         </w:numPr>
         <w:rPr>
@@ -75,21 +75,33 @@
         <w:rPr>
           <w:lang w:val="fr-FR"/>
         </w:rPr>
-        <w:t>Les premiers travaux scientifiques (18</w:t>
+        <w:t xml:space="preserve"> Les registres</w:t>
       </w:r>
+    </w:p>
+    <w:p>
+      <w:pPr>
+        <w:pStyle w:val="Paragraphedeliste"/>
+        <w:numPr>
+          <w:ilvl w:val="1"/>
+          <w:numId w:val="1"/>
+        </w:numPr>
+        <w:rPr>
+          <w:lang w:val="fr-FR"/>
+        </w:rPr>
+      </w:pPr>
       <w:r>
         <w:rPr>
-          <w:vertAlign w:val="superscript"/>
-          <w:lang w:val="fr-FR"/>
-        </w:rPr>
-        <w:t>e</w:t>
+          <w:lang w:val="fr-FR"/>
+        </w:rPr>
+        <w:t xml:space="preserve"> Les chroniques</w:t>
       </w:r>
-      <w:r>
-        <w:rPr>
-          <w:lang w:val="fr-FR"/>
-        </w:rPr>
-        <w:t>)</w:t>
-      </w:r>
+    </w:p>
+    <w:p>
+      <w:pPr>
+        <w:rPr>
+          <w:lang w:val="fr-FR"/>
+        </w:rPr>
+      </w:pPr>
     </w:p>
     <w:p>
       <w:pPr>
@@ -106,15 +118,21 @@
         <w:rPr>
           <w:lang w:val="fr-FR"/>
         </w:rPr>
-        <w:t>Le 19</w:t>
+        <w:t xml:space="preserve">Les premiers </w:t>
       </w:r>
       <w:r>
         <w:rPr>
-          <w:vertAlign w:val="superscript"/>
-          <w:lang w:val="fr-FR"/>
-        </w:rPr>
-        <w:t>e</w:t>
+          <w:lang w:val="fr-FR"/>
+        </w:rPr>
+        <w:t>temps de l’écriture scientifique</w:t>
       </w:r>
+    </w:p>
+    <w:p>
+      <w:pPr>
+        <w:rPr>
+          <w:lang w:val="fr-FR"/>
+        </w:rPr>
+      </w:pPr>
     </w:p>
     <w:p>
       <w:pPr>
@@ -131,7 +149,7 @@
         <w:rPr>
           <w:lang w:val="fr-FR"/>
         </w:rPr>
-        <w:t>Le 20</w:t>
+        <w:t>Le 19</w:t>
       </w:r>
       <w:r>
         <w:rPr>
@@ -140,12 +158,13 @@
         </w:rPr>
         <w:t>e</w:t>
       </w:r>
-      <w:r>
-        <w:rPr>
-          <w:lang w:val="fr-FR"/>
-        </w:rPr>
-        <w:t xml:space="preserve"> </w:t>
-      </w:r>
+    </w:p>
+    <w:p>
+      <w:pPr>
+        <w:rPr>
+          <w:lang w:val="fr-FR"/>
+        </w:rPr>
+      </w:pPr>
     </w:p>
     <w:p>
       <w:pPr>
@@ -162,7 +181,7 @@
         <w:rPr>
           <w:lang w:val="fr-FR"/>
         </w:rPr>
-        <w:t xml:space="preserve">Aujourd’hui </w:t>
+        <w:t>20-21e</w:t>
       </w:r>
     </w:p>
     <w:p>
@@ -199,9 +218,9 @@
 <w:numbering xmlns:wpc="http://schemas.microsoft.com/office/word/2010/wordprocessingCanvas" xmlns:cx="http://schemas.microsoft.com/office/drawing/2014/chartex" xmlns:cx1="http://schemas.microsoft.com/office/drawing/2015/9/8/chartex" xmlns:cx2="http://schemas.microsoft.com/office/drawing/2015/10/21/chartex" xmlns:cx3="http://schemas.microsoft.com/office/drawing/2016/5/9/chartex" xmlns:cx4="http://schemas.microsoft.com/office/drawing/2016/5/10/chartex" xmlns:cx5="http://schemas.microsoft.com/office/drawing/2016/5/11/chartex" xmlns:cx6="http://schemas.microsoft.com/office/drawing/2016/5/12/chartex" xmlns:cx7="http://schemas.microsoft.com/office/drawing/2016/5/13/chartex" xmlns:cx8="http://schemas.microsoft.com/office/drawing/2016/5/14/chartex" xmlns:mc="http://schemas.openxmlformats.org/markup-compatibility/2006" xmlns:aink="http://schemas.microsoft.com/office/drawing/2016/ink" xmlns:am3d="http://schemas.microsoft.com/office/drawing/2017/model3d" xmlns:o="urn:schemas-microsoft-com:office:office" xmlns:oel="http://schemas.microsoft.com/office/2019/extlst" xmlns:r="http://schemas.openxmlformats.org/officeDocument/2006/relationships" xmlns:m="http://schemas.openxmlformats.org/officeDocument/2006/math" xmlns:v="urn:schemas-microsoft-com:vml" xmlns:wp14="http://schemas.microsoft.com/office/word/2010/wordprocessingDrawing" xmlns:wp="http://schemas.openxmlformats.org/drawingml/2006/wordprocessingDrawing" xmlns:w10="urn:schemas-microsoft-com:office:word" xmlns:w="http://schemas.openxmlformats.org/wordprocessingml/2006/main" xmlns:w14="http://schemas.microsoft.com/office/word/2010/wordml" xmlns:w15="http://schemas.microsoft.com/office/word/2012/wordml" xmlns:w16cex="http://schemas.microsoft.com/office/word/2018/wordml/cex" xmlns:w16cid="http://schemas.microsoft.com/office/word/2016/wordml/cid" xmlns:w16="http://schemas.microsoft.com/office/word/2018/wordml" xmlns:w16du="http://schemas.microsoft.com/office/word/2023/wordml/word16du" xmlns:w16sdtdh="http://schemas.microsoft.com/office/word/2020/wordml/sdtdatahash" xmlns:w16sdtfl="http://schemas.microsoft.com/office/word/2024/wordml/sdtformatlock" xmlns:w16se="http://schemas.microsoft.com/office/word/2015/wordml/symex" xmlns:wpg="http://schemas.microsoft.com/office/word/2010/wordprocessingGroup" xmlns:wpi="http://schemas.microsoft.com/office/word/2010/wordprocessingInk" xmlns:wne="http://schemas.microsoft.com/office/word/2006/wordml" xmlns:wps="http://schemas.microsoft.com/office/word/2010/wordprocessingShape" mc:Ignorable="w14 w15 w16se w16cid w16 w16cex w16sdtdh w16sdtfl w16du wp14">
   <w:abstractNum w:abstractNumId="0" w15:restartNumberingAfterBreak="0">
     <w:nsid w:val="19C54A56"/>
-    <w:multiLevelType w:val="hybridMultilevel"/>
-    <w:tmpl w:val="76368854"/>
-    <w:lvl w:ilvl="0" w:tplc="080C000F">
+    <w:multiLevelType w:val="multilevel"/>
+    <w:tmpl w:val="9E6CFD0C"/>
+    <w:lvl w:ilvl="0">
       <w:start w:val="1"/>
       <w:numFmt w:val="decimal"/>
       <w:lvlText w:val="%1."/>
@@ -213,77 +232,109 @@
         <w:rFonts w:hint="default"/>
       </w:rPr>
     </w:lvl>
-    <w:lvl w:ilvl="1" w:tplc="080C0019" w:tentative="1">
-      <w:start w:val="1"/>
-      <w:numFmt w:val="lowerLetter"/>
-      <w:lvlText w:val="%2."/>
-      <w:lvlJc w:val="left"/>
-      <w:pPr>
-        <w:ind w:left="1440" w:hanging="360"/>
-      </w:pPr>
-    </w:lvl>
-    <w:lvl w:ilvl="2" w:tplc="080C001B" w:tentative="1">
-      <w:start w:val="1"/>
-      <w:numFmt w:val="lowerRoman"/>
-      <w:lvlText w:val="%3."/>
-      <w:lvlJc w:val="right"/>
-      <w:pPr>
-        <w:ind w:left="2160" w:hanging="180"/>
-      </w:pPr>
-    </w:lvl>
-    <w:lvl w:ilvl="3" w:tplc="080C000F" w:tentative="1">
+    <w:lvl w:ilvl="1">
       <w:start w:val="1"/>
       <w:numFmt w:val="decimal"/>
-      <w:lvlText w:val="%4."/>
+      <w:isLgl/>
+      <w:lvlText w:val="%1.%2."/>
       <w:lvlJc w:val="left"/>
       <w:pPr>
-        <w:ind w:left="2880" w:hanging="360"/>
-      </w:pPr>
+        <w:ind w:left="720" w:hanging="360"/>
+      </w:pPr>
+      <w:rPr>
+        <w:rFonts w:hint="default"/>
+      </w:rPr>
     </w:lvl>
-    <w:lvl w:ilvl="4" w:tplc="080C0019" w:tentative="1">
-      <w:start w:val="1"/>
-      <w:numFmt w:val="lowerLetter"/>
-      <w:lvlText w:val="%5."/>
-      <w:lvlJc w:val="left"/>
-      <w:pPr>
-        <w:ind w:left="3600" w:hanging="360"/>
-      </w:pPr>
-    </w:lvl>
-    <w:lvl w:ilvl="5" w:tplc="080C001B" w:tentative="1">
-      <w:start w:val="1"/>
-      <w:numFmt w:val="lowerRoman"/>
-      <w:lvlText w:val="%6."/>
-      <w:lvlJc w:val="right"/>
-      <w:pPr>
-        <w:ind w:left="4320" w:hanging="180"/>
-      </w:pPr>
-    </w:lvl>
-    <w:lvl w:ilvl="6" w:tplc="080C000F" w:tentative="1">
+    <w:lvl w:ilvl="2">
       <w:start w:val="1"/>
       <w:numFmt w:val="decimal"/>
-      <w:lvlText w:val="%7."/>
+      <w:isLgl/>
+      <w:lvlText w:val="%1.%2.%3."/>
       <w:lvlJc w:val="left"/>
       <w:pPr>
-        <w:ind w:left="5040" w:hanging="360"/>
-      </w:pPr>
+        <w:ind w:left="1080" w:hanging="720"/>
+      </w:pPr>
+      <w:rPr>
+        <w:rFonts w:hint="default"/>
+      </w:rPr>
     </w:lvl>
-    <w:lvl w:ilvl="7" w:tplc="080C0019" w:tentative="1">
+    <w:lvl w:ilvl="3">
       <w:start w:val="1"/>
-      <w:numFmt w:val="lowerLetter"/>
-      <w:lvlText w:val="%8."/>
+      <w:numFmt w:val="decimal"/>
+      <w:isLgl/>
+      <w:lvlText w:val="%1.%2.%3.%4."/>
       <w:lvlJc w:val="left"/>
       <w:pPr>
-        <w:ind w:left="5760" w:hanging="360"/>
-      </w:pPr>
+        <w:ind w:left="1080" w:hanging="720"/>
+      </w:pPr>
+      <w:rPr>
+        <w:rFonts w:hint="default"/>
+      </w:rPr>
     </w:lvl>
-    <w:lvl w:ilvl="8" w:tplc="080C001B" w:tentative="1">
+    <w:lvl w:ilvl="4">
       <w:start w:val="1"/>
-      <w:numFmt w:val="lowerRoman"/>
-      <w:lvlText w:val="%9."/>
-      <w:lvlJc w:val="right"/>
-      <w:pPr>
-        <w:ind w:left="6480" w:hanging="180"/>
-      </w:pPr>
+      <w:numFmt w:val="decimal"/>
+      <w:isLgl/>
+      <w:lvlText w:val="%1.%2.%3.%4.%5."/>
+      <w:lvlJc w:val="left"/>
+      <w:pPr>
+        <w:ind w:left="1440" w:hanging="1080"/>
+      </w:pPr>
+      <w:rPr>
+        <w:rFonts w:hint="default"/>
+      </w:rPr>
+    </w:lvl>
+    <w:lvl w:ilvl="5">
+      <w:start w:val="1"/>
+      <w:numFmt w:val="decimal"/>
+      <w:isLgl/>
+      <w:lvlText w:val="%1.%2.%3.%4.%5.%6."/>
+      <w:lvlJc w:val="left"/>
+      <w:pPr>
+        <w:ind w:left="1440" w:hanging="1080"/>
+      </w:pPr>
+      <w:rPr>
+        <w:rFonts w:hint="default"/>
+      </w:rPr>
+    </w:lvl>
+    <w:lvl w:ilvl="6">
+      <w:start w:val="1"/>
+      <w:numFmt w:val="decimal"/>
+      <w:isLgl/>
+      <w:lvlText w:val="%1.%2.%3.%4.%5.%6.%7."/>
+      <w:lvlJc w:val="left"/>
+      <w:pPr>
+        <w:ind w:left="1800" w:hanging="1440"/>
+      </w:pPr>
+      <w:rPr>
+        <w:rFonts w:hint="default"/>
+      </w:rPr>
+    </w:lvl>
+    <w:lvl w:ilvl="7">
+      <w:start w:val="1"/>
+      <w:numFmt w:val="decimal"/>
+      <w:isLgl/>
+      <w:lvlText w:val="%1.%2.%3.%4.%5.%6.%7.%8."/>
+      <w:lvlJc w:val="left"/>
+      <w:pPr>
+        <w:ind w:left="1800" w:hanging="1440"/>
+      </w:pPr>
+      <w:rPr>
+        <w:rFonts w:hint="default"/>
+      </w:rPr>
+    </w:lvl>
+    <w:lvl w:ilvl="8">
+      <w:start w:val="1"/>
+      <w:numFmt w:val="decimal"/>
+      <w:isLgl/>
+      <w:lvlText w:val="%1.%2.%3.%4.%5.%6.%7.%8.%9."/>
+      <w:lvlJc w:val="left"/>
+      <w:pPr>
+        <w:ind w:left="2160" w:hanging="1800"/>
+      </w:pPr>
+      <w:rPr>
+        <w:rFonts w:hint="default"/>
+      </w:rPr>
     </w:lvl>
   </w:abstractNum>
   <w:num w:numId="1" w16cid:durableId="141705514">

--- a/Notes/Plan.docx
+++ b/Notes/Plan.docx
@@ -202,6 +202,274 @@
           <w:lang w:val="fr-FR"/>
         </w:rPr>
         <w:t xml:space="preserve">Conclusion </w:t>
+      </w:r>
+    </w:p>
+    <w:p>
+      <w:pPr>
+        <w:rPr>
+          <w:lang w:val="fr-FR"/>
+        </w:rPr>
+      </w:pPr>
+    </w:p>
+    <w:p>
+      <w:pPr>
+        <w:rPr>
+          <w:lang w:val="fr-FR"/>
+        </w:rPr>
+      </w:pPr>
+    </w:p>
+    <w:p>
+      <w:pPr>
+        <w:rPr>
+          <w:lang w:val="fr-FR"/>
+        </w:rPr>
+      </w:pPr>
+      <w:r>
+        <w:rPr>
+          <w:lang w:val="fr-FR"/>
+        </w:rPr>
+        <w:t>Problématique :</w:t>
+      </w:r>
+    </w:p>
+    <w:p>
+      <w:pPr>
+        <w:rPr>
+          <w:lang w:val="fr-FR"/>
+        </w:rPr>
+      </w:pPr>
+    </w:p>
+    <w:p>
+      <w:pPr>
+        <w:pStyle w:val="Paragraphedeliste"/>
+        <w:numPr>
+          <w:ilvl w:val="0"/>
+          <w:numId w:val="3"/>
+        </w:numPr>
+        <w:rPr>
+          <w:lang w:val="fr-FR"/>
+        </w:rPr>
+      </w:pPr>
+      <w:r>
+        <w:rPr>
+          <w:lang w:val="fr-FR"/>
+        </w:rPr>
+        <w:t>Quelle est la thèse de l’historien ?</w:t>
+      </w:r>
+    </w:p>
+    <w:p>
+      <w:pPr>
+        <w:pStyle w:val="Paragraphedeliste"/>
+        <w:numPr>
+          <w:ilvl w:val="0"/>
+          <w:numId w:val="2"/>
+        </w:numPr>
+        <w:rPr>
+          <w:lang w:val="fr-FR"/>
+        </w:rPr>
+      </w:pPr>
+      <w:r>
+        <w:rPr>
+          <w:lang w:val="fr-FR"/>
+        </w:rPr>
+        <w:t>Quelle image de robert ? (victime, traitre, manipulateur, etc.)</w:t>
+      </w:r>
+    </w:p>
+    <w:p>
+      <w:pPr>
+        <w:pStyle w:val="Paragraphedeliste"/>
+        <w:numPr>
+          <w:ilvl w:val="0"/>
+          <w:numId w:val="2"/>
+        </w:numPr>
+        <w:rPr>
+          <w:lang w:val="fr-FR"/>
+        </w:rPr>
+      </w:pPr>
+      <w:r>
+        <w:rPr>
+          <w:lang w:val="fr-FR"/>
+        </w:rPr>
+        <w:t>Thèse principale de l’ouvrage</w:t>
+      </w:r>
+    </w:p>
+    <w:p>
+      <w:pPr>
+        <w:rPr>
+          <w:lang w:val="fr-FR"/>
+        </w:rPr>
+      </w:pPr>
+    </w:p>
+    <w:p>
+      <w:pPr>
+        <w:pStyle w:val="Paragraphedeliste"/>
+        <w:numPr>
+          <w:ilvl w:val="0"/>
+          <w:numId w:val="3"/>
+        </w:numPr>
+        <w:rPr>
+          <w:lang w:val="fr-FR"/>
+        </w:rPr>
+      </w:pPr>
+      <w:r>
+        <w:rPr>
+          <w:lang w:val="fr-FR"/>
+        </w:rPr>
+        <w:t>Quelles sources utilise-t-il ?</w:t>
+      </w:r>
+    </w:p>
+    <w:p>
+      <w:pPr>
+        <w:rPr>
+          <w:lang w:val="fr-FR"/>
+        </w:rPr>
+      </w:pPr>
+    </w:p>
+    <w:p>
+      <w:pPr>
+        <w:pStyle w:val="Paragraphedeliste"/>
+        <w:numPr>
+          <w:ilvl w:val="0"/>
+          <w:numId w:val="3"/>
+        </w:numPr>
+        <w:rPr>
+          <w:lang w:val="fr-FR"/>
+        </w:rPr>
+      </w:pPr>
+      <w:r>
+        <w:rPr>
+          <w:lang w:val="fr-FR"/>
+        </w:rPr>
+        <w:t>Comment critique-t-il ses sources ?</w:t>
+      </w:r>
+    </w:p>
+    <w:p>
+      <w:pPr>
+        <w:pStyle w:val="Paragraphedeliste"/>
+        <w:rPr>
+          <w:lang w:val="fr-FR"/>
+        </w:rPr>
+      </w:pPr>
+    </w:p>
+    <w:p>
+      <w:pPr>
+        <w:pStyle w:val="Paragraphedeliste"/>
+        <w:numPr>
+          <w:ilvl w:val="0"/>
+          <w:numId w:val="3"/>
+        </w:numPr>
+        <w:rPr>
+          <w:lang w:val="fr-FR"/>
+        </w:rPr>
+      </w:pPr>
+      <w:r>
+        <w:rPr>
+          <w:lang w:val="fr-FR"/>
+        </w:rPr>
+        <w:t>Dans quel contexte écrit-il ?  (contexte historique et écoles historiographiques)</w:t>
+      </w:r>
+    </w:p>
+    <w:p>
+      <w:pPr>
+        <w:pStyle w:val="Paragraphedeliste"/>
+        <w:rPr>
+          <w:lang w:val="fr-FR"/>
+        </w:rPr>
+      </w:pPr>
+    </w:p>
+    <w:p>
+      <w:pPr>
+        <w:pStyle w:val="Paragraphedeliste"/>
+        <w:numPr>
+          <w:ilvl w:val="0"/>
+          <w:numId w:val="3"/>
+        </w:numPr>
+        <w:rPr>
+          <w:lang w:val="fr-FR"/>
+        </w:rPr>
+      </w:pPr>
+      <w:r>
+        <w:rPr>
+          <w:lang w:val="fr-FR"/>
+        </w:rPr>
+        <w:t>Utilise-t-il une méthode en particulier ?</w:t>
+      </w:r>
+    </w:p>
+    <w:p>
+      <w:pPr>
+        <w:pStyle w:val="Paragraphedeliste"/>
+        <w:rPr>
+          <w:lang w:val="fr-FR"/>
+        </w:rPr>
+      </w:pPr>
+    </w:p>
+    <w:p>
+      <w:pPr>
+        <w:pStyle w:val="Paragraphedeliste"/>
+        <w:numPr>
+          <w:ilvl w:val="0"/>
+          <w:numId w:val="3"/>
+        </w:numPr>
+        <w:rPr>
+          <w:lang w:val="fr-FR"/>
+        </w:rPr>
+      </w:pPr>
+      <w:r>
+        <w:rPr>
+          <w:lang w:val="fr-FR"/>
+        </w:rPr>
+        <w:t>Quels thèmes, personnages et épisodes sont privilégiés, lesquels sont oubliés ?</w:t>
+      </w:r>
+    </w:p>
+    <w:p>
+      <w:pPr>
+        <w:pStyle w:val="Paragraphedeliste"/>
+        <w:rPr>
+          <w:lang w:val="fr-FR"/>
+        </w:rPr>
+      </w:pPr>
+    </w:p>
+    <w:p>
+      <w:pPr>
+        <w:pStyle w:val="Paragraphedeliste"/>
+        <w:numPr>
+          <w:ilvl w:val="0"/>
+          <w:numId w:val="3"/>
+        </w:numPr>
+        <w:rPr>
+          <w:lang w:val="fr-FR"/>
+        </w:rPr>
+      </w:pPr>
+      <w:r>
+        <w:rPr>
+          <w:lang w:val="fr-FR"/>
+        </w:rPr>
+        <w:t>Désaccords/débats avec le reste de l’historiographie ?</w:t>
+      </w:r>
+    </w:p>
+    <w:p>
+      <w:pPr>
+        <w:pStyle w:val="Paragraphedeliste"/>
+        <w:rPr>
+          <w:lang w:val="fr-FR"/>
+        </w:rPr>
+      </w:pPr>
+    </w:p>
+    <w:p>
+      <w:pPr>
+        <w:pStyle w:val="Paragraphedeliste"/>
+        <w:numPr>
+          <w:ilvl w:val="0"/>
+          <w:numId w:val="3"/>
+        </w:numPr>
+        <w:rPr>
+          <w:lang w:val="fr-FR"/>
+        </w:rPr>
+      </w:pPr>
+      <w:r>
+        <w:rPr>
+          <w:lang w:val="fr-FR"/>
+        </w:rPr>
+        <w:t>Quel vocabulaire est employé ? Comment dit-on l’histoire de Robert ?</w:t>
       </w:r>
     </w:p>
     <w:sectPr>
@@ -337,8 +605,216 @@
       </w:rPr>
     </w:lvl>
   </w:abstractNum>
+  <w:abstractNum w:abstractNumId="1" w15:restartNumberingAfterBreak="0">
+    <w:nsid w:val="1F1F0F7A"/>
+    <w:multiLevelType w:val="hybridMultilevel"/>
+    <w:tmpl w:val="707CBF5A"/>
+    <w:lvl w:ilvl="0" w:tplc="080C000F">
+      <w:start w:val="1"/>
+      <w:numFmt w:val="decimal"/>
+      <w:lvlText w:val="%1."/>
+      <w:lvlJc w:val="left"/>
+      <w:pPr>
+        <w:ind w:left="720" w:hanging="360"/>
+      </w:pPr>
+      <w:rPr>
+        <w:rFonts w:hint="default"/>
+      </w:rPr>
+    </w:lvl>
+    <w:lvl w:ilvl="1" w:tplc="080C0019" w:tentative="1">
+      <w:start w:val="1"/>
+      <w:numFmt w:val="lowerLetter"/>
+      <w:lvlText w:val="%2."/>
+      <w:lvlJc w:val="left"/>
+      <w:pPr>
+        <w:ind w:left="1440" w:hanging="360"/>
+      </w:pPr>
+    </w:lvl>
+    <w:lvl w:ilvl="2" w:tplc="080C001B" w:tentative="1">
+      <w:start w:val="1"/>
+      <w:numFmt w:val="lowerRoman"/>
+      <w:lvlText w:val="%3."/>
+      <w:lvlJc w:val="right"/>
+      <w:pPr>
+        <w:ind w:left="2160" w:hanging="180"/>
+      </w:pPr>
+    </w:lvl>
+    <w:lvl w:ilvl="3" w:tplc="080C000F" w:tentative="1">
+      <w:start w:val="1"/>
+      <w:numFmt w:val="decimal"/>
+      <w:lvlText w:val="%4."/>
+      <w:lvlJc w:val="left"/>
+      <w:pPr>
+        <w:ind w:left="2880" w:hanging="360"/>
+      </w:pPr>
+    </w:lvl>
+    <w:lvl w:ilvl="4" w:tplc="080C0019" w:tentative="1">
+      <w:start w:val="1"/>
+      <w:numFmt w:val="lowerLetter"/>
+      <w:lvlText w:val="%5."/>
+      <w:lvlJc w:val="left"/>
+      <w:pPr>
+        <w:ind w:left="3600" w:hanging="360"/>
+      </w:pPr>
+    </w:lvl>
+    <w:lvl w:ilvl="5" w:tplc="080C001B" w:tentative="1">
+      <w:start w:val="1"/>
+      <w:numFmt w:val="lowerRoman"/>
+      <w:lvlText w:val="%6."/>
+      <w:lvlJc w:val="right"/>
+      <w:pPr>
+        <w:ind w:left="4320" w:hanging="180"/>
+      </w:pPr>
+    </w:lvl>
+    <w:lvl w:ilvl="6" w:tplc="080C000F" w:tentative="1">
+      <w:start w:val="1"/>
+      <w:numFmt w:val="decimal"/>
+      <w:lvlText w:val="%7."/>
+      <w:lvlJc w:val="left"/>
+      <w:pPr>
+        <w:ind w:left="5040" w:hanging="360"/>
+      </w:pPr>
+    </w:lvl>
+    <w:lvl w:ilvl="7" w:tplc="080C0019" w:tentative="1">
+      <w:start w:val="1"/>
+      <w:numFmt w:val="lowerLetter"/>
+      <w:lvlText w:val="%8."/>
+      <w:lvlJc w:val="left"/>
+      <w:pPr>
+        <w:ind w:left="5760" w:hanging="360"/>
+      </w:pPr>
+    </w:lvl>
+    <w:lvl w:ilvl="8" w:tplc="080C001B" w:tentative="1">
+      <w:start w:val="1"/>
+      <w:numFmt w:val="lowerRoman"/>
+      <w:lvlText w:val="%9."/>
+      <w:lvlJc w:val="right"/>
+      <w:pPr>
+        <w:ind w:left="6480" w:hanging="180"/>
+      </w:pPr>
+    </w:lvl>
+  </w:abstractNum>
+  <w:abstractNum w:abstractNumId="2" w15:restartNumberingAfterBreak="0">
+    <w:nsid w:val="53AE7445"/>
+    <w:multiLevelType w:val="hybridMultilevel"/>
+    <w:tmpl w:val="8CAA017E"/>
+    <w:lvl w:ilvl="0" w:tplc="12BE77F6">
+      <w:start w:val="16"/>
+      <w:numFmt w:val="bullet"/>
+      <w:lvlText w:val="-"/>
+      <w:lvlJc w:val="left"/>
+      <w:pPr>
+        <w:ind w:left="720" w:hanging="360"/>
+      </w:pPr>
+      <w:rPr>
+        <w:rFonts w:ascii="Times New Roman" w:eastAsiaTheme="minorHAnsi" w:hAnsi="Times New Roman" w:cs="Times New Roman" w:hint="default"/>
+      </w:rPr>
+    </w:lvl>
+    <w:lvl w:ilvl="1" w:tplc="080C0003" w:tentative="1">
+      <w:start w:val="1"/>
+      <w:numFmt w:val="bullet"/>
+      <w:lvlText w:val="o"/>
+      <w:lvlJc w:val="left"/>
+      <w:pPr>
+        <w:ind w:left="1440" w:hanging="360"/>
+      </w:pPr>
+      <w:rPr>
+        <w:rFonts w:ascii="Courier New" w:hAnsi="Courier New" w:cs="Courier New" w:hint="default"/>
+      </w:rPr>
+    </w:lvl>
+    <w:lvl w:ilvl="2" w:tplc="080C0005" w:tentative="1">
+      <w:start w:val="1"/>
+      <w:numFmt w:val="bullet"/>
+      <w:lvlText w:val=""/>
+      <w:lvlJc w:val="left"/>
+      <w:pPr>
+        <w:ind w:left="2160" w:hanging="360"/>
+      </w:pPr>
+      <w:rPr>
+        <w:rFonts w:ascii="Wingdings" w:hAnsi="Wingdings" w:hint="default"/>
+      </w:rPr>
+    </w:lvl>
+    <w:lvl w:ilvl="3" w:tplc="080C0001" w:tentative="1">
+      <w:start w:val="1"/>
+      <w:numFmt w:val="bullet"/>
+      <w:lvlText w:val=""/>
+      <w:lvlJc w:val="left"/>
+      <w:pPr>
+        <w:ind w:left="2880" w:hanging="360"/>
+      </w:pPr>
+      <w:rPr>
+        <w:rFonts w:ascii="Symbol" w:hAnsi="Symbol" w:hint="default"/>
+      </w:rPr>
+    </w:lvl>
+    <w:lvl w:ilvl="4" w:tplc="080C0003" w:tentative="1">
+      <w:start w:val="1"/>
+      <w:numFmt w:val="bullet"/>
+      <w:lvlText w:val="o"/>
+      <w:lvlJc w:val="left"/>
+      <w:pPr>
+        <w:ind w:left="3600" w:hanging="360"/>
+      </w:pPr>
+      <w:rPr>
+        <w:rFonts w:ascii="Courier New" w:hAnsi="Courier New" w:cs="Courier New" w:hint="default"/>
+      </w:rPr>
+    </w:lvl>
+    <w:lvl w:ilvl="5" w:tplc="080C0005" w:tentative="1">
+      <w:start w:val="1"/>
+      <w:numFmt w:val="bullet"/>
+      <w:lvlText w:val=""/>
+      <w:lvlJc w:val="left"/>
+      <w:pPr>
+        <w:ind w:left="4320" w:hanging="360"/>
+      </w:pPr>
+      <w:rPr>
+        <w:rFonts w:ascii="Wingdings" w:hAnsi="Wingdings" w:hint="default"/>
+      </w:rPr>
+    </w:lvl>
+    <w:lvl w:ilvl="6" w:tplc="080C0001" w:tentative="1">
+      <w:start w:val="1"/>
+      <w:numFmt w:val="bullet"/>
+      <w:lvlText w:val=""/>
+      <w:lvlJc w:val="left"/>
+      <w:pPr>
+        <w:ind w:left="5040" w:hanging="360"/>
+      </w:pPr>
+      <w:rPr>
+        <w:rFonts w:ascii="Symbol" w:hAnsi="Symbol" w:hint="default"/>
+      </w:rPr>
+    </w:lvl>
+    <w:lvl w:ilvl="7" w:tplc="080C0003" w:tentative="1">
+      <w:start w:val="1"/>
+      <w:numFmt w:val="bullet"/>
+      <w:lvlText w:val="o"/>
+      <w:lvlJc w:val="left"/>
+      <w:pPr>
+        <w:ind w:left="5760" w:hanging="360"/>
+      </w:pPr>
+      <w:rPr>
+        <w:rFonts w:ascii="Courier New" w:hAnsi="Courier New" w:cs="Courier New" w:hint="default"/>
+      </w:rPr>
+    </w:lvl>
+    <w:lvl w:ilvl="8" w:tplc="080C0005" w:tentative="1">
+      <w:start w:val="1"/>
+      <w:numFmt w:val="bullet"/>
+      <w:lvlText w:val=""/>
+      <w:lvlJc w:val="left"/>
+      <w:pPr>
+        <w:ind w:left="6480" w:hanging="360"/>
+      </w:pPr>
+      <w:rPr>
+        <w:rFonts w:ascii="Wingdings" w:hAnsi="Wingdings" w:hint="default"/>
+      </w:rPr>
+    </w:lvl>
+  </w:abstractNum>
   <w:num w:numId="1" w16cid:durableId="141705514">
     <w:abstractNumId w:val="0"/>
+  </w:num>
+  <w:num w:numId="2" w16cid:durableId="1292008509">
+    <w:abstractNumId w:val="2"/>
+  </w:num>
+  <w:num w:numId="3" w16cid:durableId="31853155">
+    <w:abstractNumId w:val="1"/>
   </w:num>
 </w:numbering>
 </file>
